--- a/samples/05_Contoso_Minerals_Legal_Sync_Transcript.docx
+++ b/samples/05_Contoso_Minerals_Legal_Sync_Transcript.docx
@@ -91,7 +91,7 @@
         <w:rPr>
           <w:sz w:val="20"/>
         </w:rPr>
-        <w:t>Baik, Bu. Permen ESDM 7/2026 sudah diterbitkan 12 Mei. Poin penting: tenggat hilirisasi dipercepat ke Juni 2027, royalti bijih nikel ekspor naik dari 10% jadi 14%. Untuk Contoso Nickel Sulawesi, smelter Morowali masih 78% progress, ada risiko gagal tenggat. Saya sudah draft Legal Memo, perlu sign-off Ibu sebelum dikirim ke Pak Direktur.</w:t>
+        <w:t>Baik, Bu. Permen ESDM 7/2026 sudah diterbitkan 12 Mei. Poin penting: tenggat hilirisasi dipercepat ke Juni 2027, royalti batubara ekspor naik dari 10% jadi 14%. Untuk Contoso Coal Sumsel, fasilitas gasifikasi batubara Tanjung Enim masih 78% progress, ada risiko gagal tenggat. Saya sudah draft Legal Memo, perlu sign-off Ibu sebelum dikirim ke Pak Direktur.</w:t>
       </w:r>
     </w:p>
     <w:p>
@@ -267,7 +267,7 @@
         <w:rPr>
           <w:sz w:val="20"/>
         </w:rPr>
-        <w:t>Tiga kasus prioritas: Pertama, LIT-2024-0089 — gugatan masyarakat adat di Papua terhadap Contoso Gold Papua, klaim Rp 320 miliar, status mediasi. Kedua, LIT-2023-0156 — sengketa pertanahan di Kaltim, status banding, claim Rp 85 miliar. Ketiga, LIT-2025-0012 — pembatalan SK IUP Contoso Bauxite oleh KLHK terkait izin pinjam pakai hutan, status PTUN Jakarta.</w:t>
+        <w:t>Tiga kasus prioritas: Pertama, LIT-2024-0089 — gugatan masyarakat adat di Papua terhadap Contoso Coal Jambi, klaim Rp 320 miliar, status mediasi. Kedua, LIT-2023-0156 — sengketa pertanahan di Kaltim, status banding, claim Rp 85 miliar. Ketiga, LIT-2025-0012 — pembatalan SK IUP Contoso Coal Jambi oleh KLHK terkait izin pinjam pakai hutan, status PTUN Jakarta.</w:t>
       </w:r>
     </w:p>
     <w:p>
@@ -347,7 +347,7 @@
         <w:rPr>
           <w:sz w:val="20"/>
         </w:rPr>
-        <w:t>Ada review off-take agreement dengan Tsingshan untuk produksi nikel matte 2027–2031, total USD 1.2 miliar. Saya butuh second opinion dari external counsel — usul pakai HHP. Plus klausul harga indeks LME perlu sensitivity analysis dari Keuangan.</w:t>
+        <w:t>Ada review off-take agreement dengan Adaro Energy untuk produksi DME (dimethyl ether) 2027–2031, total USD 1.2 miliar. Saya butuh second opinion dari external counsel — usul pakai HHP. Plus klausul harga indeks HBA (Harga Batubara Acuan) perlu sensitivity analysis dari Keuangan.</w:t>
       </w:r>
     </w:p>
     <w:p>
@@ -675,7 +675,7 @@
           </w:tcPr>
           <w:p>
             <w:r>
-              <w:t>Engage HHP Law Firm untuk off-take Tsingshan</w:t>
+              <w:t>Engage HHP Law Firm untuk off-take Adaro Energy</w:t>
             </w:r>
           </w:p>
         </w:tc>
